--- a/book/word/Chapter 09 - The Test Drive.docx
+++ b/book/word/Chapter 09 - The Test Drive.docx
@@ -849,7 +849,7 @@
         <w:t xml:space="preserve">R. v. Millard</w:t>
       </w:r>
       <w:r>
-        <w:t xml:space="preserve">, 2023 ONCA 426 - Chapter 10).</w:t>
+        <w:t xml:space="preserve">, 2023 ONCA 426, Chapter 10).</w:t>
       </w:r>
     </w:p>
     <w:bookmarkEnd w:id="24"/>
